--- a/packages/fidelity-lab/fixtures/012-mermaid-flowchart/.output/document.docx
+++ b/packages/fidelity-lab/fixtures/012-mermaid-flowchart/.output/document.docx
@@ -5,7 +5,7 @@
     <w:p>
       <w:pPr>
         <w:pStyle w:val="Heading1"/>
-        <w:spacing w:before="240" w:after="120"/>
+        <w:spacing w:before="480" w:after="160"/>
       </w:pPr>
       <w:r>
         <w:t xml:space="preserve">Simple Flowchart</w:t>
@@ -376,8 +376,19 @@
 <file path=word/styles.xml><?xml version="1.0" encoding="utf-8"?>
 <w:styles xmlns:mc="http://schemas.openxmlformats.org/markup-compatibility/2006" xmlns:r="http://schemas.openxmlformats.org/officeDocument/2006/relationships" xmlns:w="http://schemas.openxmlformats.org/wordprocessingml/2006/main" xmlns:w14="http://schemas.microsoft.com/office/word/2010/wordml" xmlns:w15="http://schemas.microsoft.com/office/word/2012/wordml" mc:Ignorable="w14 w15">
   <w:docDefaults>
-    <w:rPrDefault/>
-    <w:pPrDefault/>
+    <w:rPrDefault>
+      <w:rPr>
+        <w:color w:val="1A1A1A"/>
+        <w:sz w:val="22"/>
+        <w:szCs w:val="22"/>
+        <w:rFonts w:ascii="Arial" w:cs="Arial" w:eastAsia="Arial" w:hAnsi="Arial"/>
+      </w:rPr>
+    </w:rPrDefault>
+    <w:pPrDefault>
+      <w:pPr>
+        <w:spacing w:line="360"/>
+      </w:pPr>
+    </w:pPrDefault>
   </w:docDefaults>
   <w:style w:type="paragraph" w:styleId="Title">
     <w:name w:val="Title"/>
@@ -525,5 +536,44 @@
       <w:rFonts w:ascii="Consolas" w:cs="Consolas" w:eastAsia="Consolas" w:hAnsi="Consolas"/>
     </w:rPr>
   </w:style>
+  <w:style w:type="paragraph" w:styleId="Heading1">
+    <w:name w:val="Heading 1"/>
+    <w:basedOn w:val="Normal"/>
+    <w:next w:val="Normal"/>
+    <w:qFormat/>
+    <w:rPr>
+      <w:b/>
+      <w:bCs/>
+      <w:sz w:val="48"/>
+      <w:szCs w:val="48"/>
+      <w:rFonts w:ascii="Arial" w:cs="Arial" w:eastAsia="Arial" w:hAnsi="Arial"/>
+    </w:rPr>
+  </w:style>
+  <w:style w:type="paragraph" w:styleId="Heading2">
+    <w:name w:val="Heading 2"/>
+    <w:basedOn w:val="Normal"/>
+    <w:next w:val="Normal"/>
+    <w:qFormat/>
+    <w:rPr>
+      <w:b/>
+      <w:bCs/>
+      <w:sz w:val="36"/>
+      <w:szCs w:val="36"/>
+      <w:rFonts w:ascii="Arial" w:cs="Arial" w:eastAsia="Arial" w:hAnsi="Arial"/>
+    </w:rPr>
+  </w:style>
+  <w:style w:type="paragraph" w:styleId="Heading3">
+    <w:name w:val="Heading 3"/>
+    <w:basedOn w:val="Normal"/>
+    <w:next w:val="Normal"/>
+    <w:qFormat/>
+    <w:rPr>
+      <w:b/>
+      <w:bCs/>
+      <w:sz w:val="28"/>
+      <w:szCs w:val="28"/>
+      <w:rFonts w:ascii="Arial" w:cs="Arial" w:eastAsia="Arial" w:hAnsi="Arial"/>
+    </w:rPr>
+  </w:style>
 </w:styles>
 </file>